--- a/paper/Conflict_of_Interest.docx
+++ b/paper/Conflict_of_Interest.docx
@@ -17,7 +17,7 @@
     </w:p>
     <w:p>
       <w:r>
-        <w:t>Author(s): Shishir Bhavsar</w:t>
+        <w:t>Author(s): Shishir Bhavsar (ORCID: 0009-0005-6003-7862)</w:t>
       </w:r>
     </w:p>
     <w:p>
